--- a/corpus/synthetic/field-display__012.docx
+++ b/corpus/synthetic/field-display__012.docx
@@ -4,33 +4,40 @@
   <w:body>
     <w:p>
       <w:pPr>
-        <w:pStyle w:val="ListParagraph"/>
-        <w:numPr>
-          <w:ilvl w:val="0"/>
-          <w:numId w:val="1"/>
-        </w:numPr>
+        <w:pStyle w:val="TOC2"/>
+        <w:tabs>
+          <w:tab w:val="right" w:pos="8786"/>
+        </w:tabs>
+        <w:rPr>
+          <w:sz w:val="24"/>
+        </w:rPr>
       </w:pPr>
-      <w:r>
-        <w:t xml:space="preserve">see </w:t>
-      </w:r>
-      <w:r>
-        <w:fldChar w:fldCharType="begin"/>
-      </w:r>
-      <w:r>
-        <w:instrText>HYPERLINK "http://creativets.org" \o "tip"</w:instrText>
-      </w:r>
-      <w:r>
-        <w:fldChar w:fldCharType="separate"/>
-      </w:r>
-      <w:r>
-        <w:rPr>
-          <w:u w:val="single"/>
-        </w:rPr>
-        <w:t>creativets.org</w:t>
-      </w:r>
-      <w:r>
-        <w:fldChar w:fldCharType="end"/>
-      </w:r>
+      <w:hyperlink w:anchor="_Toc1">
+        <w:r>
+          <w:rPr>
+            <w:b w:val="0"/>
+          </w:rPr>
+          <w:t>Title</w:t>
+        </w:r>
+        <w:r>
+          <w:tab/>
+        </w:r>
+        <w:r>
+          <w:fldChar w:fldCharType="begin"/>
+        </w:r>
+        <w:r>
+          <w:instrText xml:space="preserve"> PAGEREF _Toc1 \h </w:instrText>
+        </w:r>
+        <w:r>
+          <w:fldChar w:fldCharType="separate"/>
+        </w:r>
+        <w:r>
+          <w:t>6</w:t>
+        </w:r>
+        <w:r>
+          <w:fldChar w:fldCharType="end"/>
+        </w:r>
+      </w:hyperlink>
     </w:p>
     <w:sectPr>
       <w:pgSz w:w="11906" w:h="16838"/>
@@ -38,29 +45,6 @@
     </w:sectPr>
   </w:body>
 </w:document>
-</file>
-
-<file path=word/numbering.xml><?xml version="1.0" encoding="utf-8"?>
-<w:numbering xmlns:w="http://schemas.openxmlformats.org/wordprocessingml/2006/main">
-  <w:abstractNum w:abstractNumId="0">
-    <w:lvl w:ilvl="0">
-      <w:numFmt w:val="bullet"/>
-      <w:lvlText w:val=""/>
-    </w:lvl>
-  </w:abstractNum>
-  <w:abstractNum w:abstractNumId="1">
-    <w:lvl w:ilvl="0">
-      <w:numFmt w:val="decimal"/>
-      <w:lvlText w:val="%1."/>
-    </w:lvl>
-  </w:abstractNum>
-  <w:num w:numId="1">
-    <w:abstractNumId w:val="0"/>
-  </w:num>
-  <w:num w:numId="2">
-    <w:abstractNumId w:val="1"/>
-  </w:num>
-</w:numbering>
 </file>
 
 <file path=word/styles.xml><?xml version="1.0" encoding="utf-8"?>
